--- a/3 ano/TCC/paradigma.docx
+++ b/3 ano/TCC/paradigma.docx
@@ -1,13 +1,16 @@
 
 <file path=word/document.xml><?xml version="1.0" encoding="utf-8"?>
-<w:document xmlns:wpc="http://schemas.microsoft.com/office/word/2010/wordprocessingCanvas" xmlns:cx="http://schemas.microsoft.com/office/drawing/2014/chartex" xmlns:cx1="http://schemas.microsoft.com/office/drawing/2015/9/8/chartex" xmlns:cx2="http://schemas.microsoft.com/office/drawing/2015/10/21/chartex" xmlns:cx3="http://schemas.microsoft.com/office/drawing/2016/5/9/chartex" xmlns:cx4="http://schemas.microsoft.com/office/drawing/2016/5/10/chartex" xmlns:cx5="http://schemas.microsoft.com/office/drawing/2016/5/11/chartex" xmlns:cx6="http://schemas.microsoft.com/office/drawing/2016/5/12/chartex" xmlns:cx7="http://schemas.microsoft.com/office/drawing/2016/5/13/chartex" xmlns:cx8="http://schemas.microsoft.com/office/drawing/2016/5/14/chartex" xmlns:mc="http://schemas.openxmlformats.org/markup-compatibility/2006" xmlns:aink="http://schemas.microsoft.com/office/drawing/2016/ink" xmlns:am3d="http://schemas.microsoft.com/office/drawing/2017/model3d" xmlns:o="urn:schemas-microsoft-com:office:office" xmlns:oel="http://schemas.microsoft.com/office/2019/extlst" xmlns:r="http://schemas.openxmlformats.org/officeDocument/2006/relationships" xmlns:m="http://schemas.openxmlformats.org/officeDocument/2006/math" xmlns:v="urn:schemas-microsoft-com:vml" xmlns:wp14="http://schemas.microsoft.com/office/word/2010/wordprocessingDrawing" xmlns:wp="http://schemas.openxmlformats.org/drawingml/2006/wordprocessingDrawing" xmlns:w10="urn:schemas-microsoft-com:office:word" xmlns:w="http://schemas.openxmlformats.org/wordprocessingml/2006/main" xmlns:w14="http://schemas.microsoft.com/office/word/2010/wordml" xmlns:w15="http://schemas.microsoft.com/office/word/2012/wordml" xmlns:w16cex="http://schemas.microsoft.com/office/word/2018/wordml/cex" xmlns:w16cid="http://schemas.microsoft.com/office/word/2016/wordml/cid" xmlns:w16="http://schemas.microsoft.com/office/word/2018/wordml" xmlns:w16sdtdh="http://schemas.microsoft.com/office/word/2020/wordml/sdtdatahash" xmlns:w16se="http://schemas.microsoft.com/office/word/2015/wordml/symex" xmlns:wpg="http://schemas.microsoft.com/office/word/2010/wordprocessingGroup" xmlns:wpi="http://schemas.microsoft.com/office/word/2010/wordprocessingInk" xmlns:wne="http://schemas.microsoft.com/office/word/2006/wordml" xmlns:wps="http://schemas.microsoft.com/office/word/2010/wordprocessingShape" mc:Ignorable="w14 w15 w16se w16cid w16 w16cex w16sdtdh wp14">
+<w:document xmlns:wpc="http://schemas.microsoft.com/office/word/2010/wordprocessingCanvas" xmlns:cx="http://schemas.microsoft.com/office/drawing/2014/chartex" xmlns:cx1="http://schemas.microsoft.com/office/drawing/2015/9/8/chartex" xmlns:cx2="http://schemas.microsoft.com/office/drawing/2015/10/21/chartex" xmlns:cx3="http://schemas.microsoft.com/office/drawing/2016/5/9/chartex" xmlns:cx4="http://schemas.microsoft.com/office/drawing/2016/5/10/chartex" xmlns:cx5="http://schemas.microsoft.com/office/drawing/2016/5/11/chartex" xmlns:cx6="http://schemas.microsoft.com/office/drawing/2016/5/12/chartex" xmlns:cx7="http://schemas.microsoft.com/office/drawing/2016/5/13/chartex" xmlns:cx8="http://schemas.microsoft.com/office/drawing/2016/5/14/chartex" xmlns:mc="http://schemas.openxmlformats.org/markup-compatibility/2006" xmlns:aink="http://schemas.microsoft.com/office/drawing/2016/ink" xmlns:am3d="http://schemas.microsoft.com/office/drawing/2017/model3d" xmlns:o="urn:schemas-microsoft-com:office:office" xmlns:oel="http://schemas.microsoft.com/office/2019/extlst" xmlns:r="http://schemas.openxmlformats.org/officeDocument/2006/relationships" xmlns:m="http://schemas.openxmlformats.org/officeDocument/2006/math" xmlns:v="urn:schemas-microsoft-com:vml" xmlns:wp14="http://schemas.microsoft.com/office/word/2010/wordprocessingDrawing" xmlns:wp="http://schemas.openxmlformats.org/drawingml/2006/wordprocessingDrawing" xmlns:w10="urn:schemas-microsoft-com:office:word" xmlns:w="http://schemas.openxmlformats.org/wordprocessingml/2006/main" xmlns:w14="http://schemas.microsoft.com/office/word/2010/wordml" xmlns:w15="http://schemas.microsoft.com/office/word/2012/wordml" xmlns:w16cex="http://schemas.microsoft.com/office/word/2018/wordml/cex" xmlns:w16cid="http://schemas.microsoft.com/office/word/2016/wordml/cid" xmlns:w16="http://schemas.microsoft.com/office/word/2018/wordml" xmlns:w16du="http://schemas.microsoft.com/office/word/2023/wordml/word16du" xmlns:w16sdtdh="http://schemas.microsoft.com/office/word/2020/wordml/sdtdatahash" xmlns:w16sdtfl="http://schemas.microsoft.com/office/word/2024/wordml/sdtformatlock" xmlns:w16se="http://schemas.microsoft.com/office/word/2015/wordml/symex" xmlns:wpg="http://schemas.microsoft.com/office/word/2010/wordprocessingGroup" xmlns:wpi="http://schemas.microsoft.com/office/word/2010/wordprocessingInk" xmlns:wne="http://schemas.microsoft.com/office/word/2006/wordml" xmlns:wps="http://schemas.microsoft.com/office/word/2010/wordprocessingShape" mc:Ignorable="w14 w15 w16se w16cid w16 w16cex w16sdtdh w16sdtfl w16du wp14">
   <w:body>
     <w:p>
       <w:pPr>
         <w:jc w:val="center"/>
       </w:pPr>
       <w:r>
-        <w:t>ESCOLA / INSTITUIÇÃO</w:t>
+        <w:t>E</w:t>
+      </w:r>
+      <w:r>
+        <w:t>TEC DA ZONA LESTE</w:t>
       </w:r>
       <w:r>
         <w:br/>
@@ -72,6 +75,7 @@
     </w:p>
     <w:p>
       <w:pPr>
+        <w:jc w:val="both"/>
         <w:rPr>
           <w:b/>
           <w:bCs/>
@@ -83,26 +87,28 @@
           <w:bCs/>
         </w:rPr>
         <w:lastRenderedPageBreak/>
-        <w:t>1. Introdução</w:t>
+        <w:t>1. Introdução: O Papel Central do Processador</w:t>
       </w:r>
     </w:p>
     <w:p>
+      <w:pPr>
+        <w:jc w:val="both"/>
+      </w:pPr>
       <w:r>
-        <w:t>Os processadores representam o principal componente de um sistema computacional, sendo responsáveis pela execução de instruções e pelo controle das operações realizadas pelos demais dispositivos. Eles atuam como o “cérebro” do computador, interpretando comandos e realizando cálculos necessários para o funcionamento de softwares e aplicações.</w:t>
+        <w:t>O processador, tecnicamente conhecido como a Unidade Central de Processamento (CPU), é o componente mais crítico de qualquer sistema computacional. Sua função é comparável à de um cérebro: ele não apenas executa as instruções enviadas pelos programas (softwares), mas também coordena e controla de forma rigorosa todas as operações realizadas pelos outros dispositivos de hardware. Através da interpretação de comandos e da realização de cálculos lógicos e matemáticos, o processador permite que desde funções simples até aplicações extremamente complexas funcionem de maneira fluida.</w:t>
       </w:r>
     </w:p>
     <w:p>
+      <w:pPr>
+        <w:jc w:val="both"/>
+      </w:pPr>
       <w:r>
-        <w:t>Com o avanço da tecnologia, a necessidade por maior desempenho e eficiência impulsionou o desenvolvimento de diferentes paradigmas de processadores. Esses paradigmas correspondem a modelos de organização e execução das instruções, influenciando diretamente a forma como os dados são processados.</w:t>
+        <w:t>À medida que a sociedade avançou, a demanda por processamento cresceu exponencialmente. Isso exigiu não apenas melhorias físicas nos componentes, mas o desenvolvimento de novos paradigmas de processamento. Esses paradigmas são modelos fundamentais de organização e execução que definem como as instruções serão tratadas pelo hardware, impactando diretamente a eficiência, a velocidade e o consumo energético dos sistemas modernos. O estudo desses modelos permite compreender a trajetória da computação até os dias atuais.</w:t>
       </w:r>
     </w:p>
     <w:p>
-      <w:r>
-        <w:t>Ao longo das décadas, a evolução dos paradigmas permitiu melhorias significativas na velocidade de processamento, no consumo de energia e na capacidade de executar múltiplas tarefas simultaneamente. Dessa forma, o estudo desses paradigmas é fundamental para compreender a evolução da computação e o funcionamento dos sistemas modernos.</w:t>
-      </w:r>
-    </w:p>
-    <w:p>
-      <w:pPr>
+      <w:pPr>
+        <w:jc w:val="both"/>
         <w:rPr>
           <w:b/>
           <w:bCs/>
@@ -113,13 +119,28 @@
           <w:b/>
           <w:bCs/>
         </w:rPr>
-        <w:pict w14:anchorId="4B093818">
-          <v:rect id="_x0000_i1025" style="width:0;height:1.5pt" o:hralign="center" o:hrstd="t" o:hr="t" fillcolor="#a0a0a0" stroked="f"/>
-        </w:pict>
+        <w:t>2. Perspectiva Histórica: Das Válvulas aos Microprocessadores</w:t>
       </w:r>
     </w:p>
     <w:p>
       <w:pPr>
+        <w:jc w:val="both"/>
+      </w:pPr>
+      <w:r>
+        <w:t>A história da computação é marcada por mudanças drásticas na tecnologia de base. Na década de 1940, os primeiros computadores operavam com válvulas eletrônicas. Eram máquinas de proporções colossais que ocupavam salas inteiras, consumiam uma quantidade imensa de eletricidade e eram propensas a falhas constantes devido ao superaquecimento das válvulas.</w:t>
+      </w:r>
+    </w:p>
+    <w:p>
+      <w:pPr>
+        <w:jc w:val="both"/>
+      </w:pPr>
+      <w:r>
+        <w:t>A revolução começou na década de 1950 com a substituição das válvulas pelos transistores. Esse marco permitiu a construção de máquinas significativamente menores, mais confiáveis e com uma velocidade de processamento superior. Contudo, o verdadeiro nascimento da computação moderna ocorreu na década de 1970, com a invenção dos microprocessadores. Pela primeira vez, diversos componentes essenciais foram integrados em um único chip de silício, o que não só barateou o custo de produção, mas possibilitou o surgimento dos computadores pessoais (PCs).</w:t>
+      </w:r>
+    </w:p>
+    <w:p>
+      <w:pPr>
+        <w:jc w:val="both"/>
         <w:rPr>
           <w:b/>
           <w:bCs/>
@@ -130,17 +151,27 @@
           <w:b/>
           <w:bCs/>
         </w:rPr>
-        <w:t>2. História dos Processadores</w:t>
+        <w:t>3. O Confronto de Paradigmas: CISC vs. RISC</w:t>
       </w:r>
     </w:p>
     <w:p>
+      <w:pPr>
+        <w:jc w:val="both"/>
+      </w:pPr>
       <w:r>
-        <w:t>Os primeiros computadores, desenvolvidos na década de 1940, utilizavam válvulas eletrônicas como base para o processamento de dados. Esses equipamentos eram extremamente grandes, consumiam muita energia e apresentavam baixa confiabilidade. Com a introdução dos transistores, na década de 1950, houve uma grande evolução, permitindo a construção de computadores menores, mais rápidos e eficientes.</w:t>
+        <w:t>Com a consolidação dos microprocessadores, a indústria dividiu-se entre dois grandes paradigmas de execução de instruções:</w:t>
       </w:r>
     </w:p>
     <w:p>
+      <w:pPr>
+        <w:numPr>
+          <w:ilvl w:val="0"/>
+          <w:numId w:val="10"/>
+        </w:numPr>
+        <w:jc w:val="both"/>
+      </w:pPr>
       <w:r>
-        <w:t xml:space="preserve">Na década de 1970, surgiram os primeiros microprocessadores, integrando diversos componentes em um único chip. Esse avanço marcou o início da computação moderna e possibilitou o desenvolvimento dos computadores pessoais. Nesse período, surgiu o paradigma CISC (Complex </w:t>
+        <w:t xml:space="preserve">Paradigma CISC (Complex </w:t>
       </w:r>
       <w:proofErr w:type="spellStart"/>
       <w:r>
@@ -148,12 +179,19 @@
       </w:r>
       <w:proofErr w:type="spellEnd"/>
       <w:r>
-        <w:t xml:space="preserve"> Set Computer), caracterizado por um conjunto de instruções complexas que buscavam reduzir a quantidade de código necessária para executar programas.</w:t>
+        <w:t xml:space="preserve"> Set Computer): Desenvolvido no início da era dos microchips, o CISC buscava facilitar a programação em uma época em que a memória era extremamente cara e limitada. A filosofia desse modelo era ter um conjunto de instruções complexas, onde uma única instrução seria capaz de realizar múltiplas operações internas. Isso reduzia o tamanho dos programas (menos linhas de código), mas trazia um custo: o hardware precisava ser mais sofisticado para decodificar esses comandos, o que resultava em maior consumo de energia e maior tempo para executar cada instrução individualmente.</w:t>
       </w:r>
     </w:p>
     <w:p>
+      <w:pPr>
+        <w:numPr>
+          <w:ilvl w:val="0"/>
+          <w:numId w:val="10"/>
+        </w:numPr>
+        <w:jc w:val="both"/>
+      </w:pPr>
       <w:r>
-        <w:t>Apesar de suas vantagens, o modelo CISC apresentava limitações relacionadas à complexidade do hardware e ao tempo de execução das instruções. Como alternativa, foi desenvolvido o paradigma RISC (</w:t>
+        <w:t>Paradigma RISC (</w:t>
       </w:r>
       <w:proofErr w:type="spellStart"/>
       <w:r>
@@ -169,16 +207,24 @@
       </w:r>
       <w:proofErr w:type="spellEnd"/>
       <w:r>
-        <w:t xml:space="preserve"> Set Computer), que simplificava o conjunto de instruções, tornando a execução mais rápida e eficiente.</w:t>
+        <w:t xml:space="preserve"> Set Computer): Surgindo como uma alternativa estratégica, o RISC focou na simplicidade. Em vez de comandos complexos, o processador </w:t>
+      </w:r>
+      <w:r>
+        <w:lastRenderedPageBreak/>
+        <w:t xml:space="preserve">utiliza um conjunto de instruções simples e rápidas. Essa simplicidade permite o uso de técnicas avançadas como o </w:t>
+      </w:r>
+      <w:proofErr w:type="spellStart"/>
+      <w:r>
+        <w:t>pipelining</w:t>
+      </w:r>
+      <w:proofErr w:type="spellEnd"/>
+      <w:r>
+        <w:t>, que divide a execução em estágios para que várias instruções possam ser processadas simultaneamente em diferentes fases. Graças à sua alta eficiência energética, o paradigma RISC tornou-se o padrão absoluto para dispositivos que dependem de bateria, como smartphones e tablets.</w:t>
       </w:r>
     </w:p>
     <w:p>
-      <w:r>
-        <w:t>Com o avanço da tecnologia, novos paradigmas foram incorporados, como o uso de múltiplos núcleos e o processamento paralelo, permitindo que os processadores executassem várias tarefas simultaneamente. Essa evolução foi essencial para atender às demandas crescentes da computação moderna.</w:t>
-      </w:r>
-    </w:p>
-    <w:p>
-      <w:pPr>
+      <w:pPr>
+        <w:jc w:val="both"/>
         <w:rPr>
           <w:b/>
           <w:bCs/>
@@ -189,48 +235,44 @@
           <w:b/>
           <w:bCs/>
         </w:rPr>
-        <w:pict w14:anchorId="3BB9DE44">
-          <v:rect id="_x0000_i1026" style="width:0;height:1.5pt" o:hralign="center" o:hrstd="t" o:hr="t" fillcolor="#a0a0a0" stroked="f"/>
-        </w:pict>
+        <w:t xml:space="preserve">4. A Transição para o Processamento Paralelo e </w:t>
       </w:r>
-    </w:p>
-    <w:p>
-      <w:pPr>
-        <w:rPr>
-          <w:b/>
-          <w:bCs/>
-        </w:rPr>
-      </w:pPr>
-    </w:p>
-    <w:p>
-      <w:pPr>
-        <w:rPr>
-          <w:b/>
-          <w:bCs/>
-        </w:rPr>
-      </w:pPr>
+      <w:proofErr w:type="spellStart"/>
       <w:r>
         <w:rPr>
           <w:b/>
           <w:bCs/>
         </w:rPr>
-        <w:lastRenderedPageBreak/>
-        <w:t>3. Evolução e Substituições dos Paradigmas</w:t>
+        <w:t>Multicore</w:t>
+      </w:r>
+      <w:proofErr w:type="spellEnd"/>
+    </w:p>
+    <w:p>
+      <w:pPr>
+        <w:jc w:val="both"/>
+      </w:pPr>
+      <w:r>
+        <w:t>Por muitos anos, o aumento do desempenho dependia de aumentar a velocidade do núcleo único do processador. No entanto, limites físicos de calor e eletricidade forçaram uma mudança de paradigma:</w:t>
       </w:r>
     </w:p>
     <w:p>
+      <w:pPr>
+        <w:numPr>
+          <w:ilvl w:val="0"/>
+          <w:numId w:val="11"/>
+        </w:numPr>
+        <w:jc w:val="both"/>
+      </w:pPr>
       <w:r>
-        <w:t>O paradigma CISC foi desenvolvido para substituir arquiteturas mais simples, oferecendo maior flexibilidade na execução de tarefas complexas. Ele permitia que uma única instrução realizasse múltiplas operações, reduzindo a necessidade de programação detalhada. No entanto, essa complexidade aumentava o consumo de energia e dificultava a otimização do desempenho.</w:t>
+        <w:t xml:space="preserve">Substituição do Núcleo Único pelo </w:t>
       </w:r>
-    </w:p>
-    <w:p>
+      <w:proofErr w:type="spellStart"/>
       <w:r>
-        <w:t>O paradigma RISC surgiu como uma solução para essas limitações, adotando instruções simples e de execução rápida. Esse modelo possibilitou o uso de pipelines e outras técnicas que aumentam o desempenho do processador. Como resultado, o RISC se tornou amplamente utilizado em dispositivos que exigem eficiência energética, como smartphones e tablets.</w:t>
+        <w:t>Multicore</w:t>
       </w:r>
-    </w:p>
-    <w:p>
+      <w:proofErr w:type="spellEnd"/>
       <w:r>
-        <w:t xml:space="preserve">Posteriormente, os processadores de núcleo único foram substituídos por processadores </w:t>
+        <w:t xml:space="preserve">: Processadores que antes tinham apenas uma unidade de execução foram substituídos por modelos </w:t>
       </w:r>
       <w:proofErr w:type="spellStart"/>
       <w:r>
@@ -238,24 +280,24 @@
       </w:r>
       <w:proofErr w:type="spellEnd"/>
       <w:r>
-        <w:t>, que permitem a execução simultânea de múltiplas tarefas. Essa evolução foi fundamental para melhorar o desempenho em aplicações modernas, como edição de vídeo, jogos e sistemas multitarefa.</w:t>
+        <w:t>, que possuem múltiplos núcleos em um único chip. Isso permite a execução simultânea de diversas tarefas (verdadeira multitarefa), sendo o pilar de sustentação para softwares modernos de edição de vídeo, jogos de última geração e servidores robustos.</w:t>
       </w:r>
     </w:p>
     <w:p>
+      <w:pPr>
+        <w:numPr>
+          <w:ilvl w:val="0"/>
+          <w:numId w:val="11"/>
+        </w:numPr>
+        <w:jc w:val="both"/>
+      </w:pPr>
       <w:r>
-        <w:t xml:space="preserve">Além disso, a introdução das </w:t>
-      </w:r>
-      <w:proofErr w:type="spellStart"/>
-      <w:r>
-        <w:t>GPUs</w:t>
-      </w:r>
-      <w:proofErr w:type="spellEnd"/>
-      <w:r>
-        <w:t xml:space="preserve"> trouxe uma nova abordagem baseada no processamento paralelo em larga escala. Enquanto a CPU é responsável por tarefas gerais, a GPU é especializada em cálculos massivos, sendo essencial em áreas como inteligência artificial, computação gráfica e análise de dados.</w:t>
+        <w:t>O Papel das GPUs (Unidades de Processamento Gráfico): Uma nova abordagem surgiu com o processamento paralelo em larga escala. Enquanto a CPU é generalista, a GPU é uma especialista em cálculos massivos e paralelos. Essa divisão de tarefas é fundamental hoje em dia: a CPU gerencia o sistema e as operações gerais, enquanto a GPU assume a carga pesada em áreas como Inteligência Artificial, renderização gráfica e análise de Big Data.</w:t>
       </w:r>
     </w:p>
     <w:p>
       <w:pPr>
+        <w:jc w:val="both"/>
         <w:rPr>
           <w:b/>
           <w:bCs/>
@@ -266,13 +308,56 @@
           <w:b/>
           <w:bCs/>
         </w:rPr>
-        <w:pict w14:anchorId="64909F9B">
-          <v:rect id="_x0000_i1027" style="width:0;height:1.5pt" o:hralign="center" o:hrstd="t" o:hr="t" fillcolor="#a0a0a0" stroked="f"/>
-        </w:pict>
+        <w:t>5. Tecnologias Contemporâneas: Eficiência e Integração</w:t>
       </w:r>
     </w:p>
     <w:p>
       <w:pPr>
+        <w:jc w:val="both"/>
+      </w:pPr>
+      <w:r>
+        <w:t>Os processadores atuais representam o auge da sofisticação técnica, utilizando o que há de melhor em cada paradigma:</w:t>
+      </w:r>
+    </w:p>
+    <w:p>
+      <w:pPr>
+        <w:numPr>
+          <w:ilvl w:val="0"/>
+          <w:numId w:val="12"/>
+        </w:numPr>
+        <w:jc w:val="both"/>
+      </w:pPr>
+      <w:r>
+        <w:t>Arquiteturas Híbridas: Atualmente, a maioria dos processadores modernos não é puramente CISC ou RISC, mas sim uma combinação híbrida que aproveita a flexibilidade de um e a eficiência de outro para maximizar o desempenho.</w:t>
+      </w:r>
+    </w:p>
+    <w:p>
+      <w:pPr>
+        <w:numPr>
+          <w:ilvl w:val="0"/>
+          <w:numId w:val="12"/>
+        </w:numPr>
+        <w:jc w:val="both"/>
+      </w:pPr>
+      <w:r>
+        <w:t>Sinergia CPU-GPU: A integração entre esses dois componentes tornou-se essencial para a eficiência. Ao delegar tarefas específicas para o componente mais adequado, o sistema ganha velocidade e economiza energia.</w:t>
+      </w:r>
+    </w:p>
+    <w:p>
+      <w:pPr>
+        <w:numPr>
+          <w:ilvl w:val="0"/>
+          <w:numId w:val="12"/>
+        </w:numPr>
+        <w:jc w:val="both"/>
+      </w:pPr>
+      <w:r>
+        <w:t>Foco na Eficiência Energética: Com a explosão do mercado de dispositivos móveis e vestíveis, o paradigma atual não busca apenas potência bruta, mas a maior performance por watt consumido. Isso é alcançado através de processos de fabricação cada vez mais miniaturizados e arquiteturas otimizadas.</w:t>
+      </w:r>
+    </w:p>
+    <w:p>
+      <w:pPr>
+        <w:jc w:val="both"/>
         <w:rPr>
           <w:b/>
           <w:bCs/>
@@ -283,31 +368,73 @@
           <w:b/>
           <w:bCs/>
         </w:rPr>
-        <w:t>4. Tecnologias Atuais dos Processadores</w:t>
+        <w:t>6. Tendências Futuras e Fronteiras da Computação</w:t>
       </w:r>
     </w:p>
     <w:p>
+      <w:pPr>
+        <w:jc w:val="both"/>
+      </w:pPr>
       <w:r>
-        <w:t>Atualmente, os processadores utilizam arquiteturas híbridas, combinando características dos paradigmas CISC e RISC para alcançar o melhor desempenho possível. Essa abordagem permite maior flexibilidade e eficiência na execução de diferentes tipos de tarefas.</w:t>
+        <w:t>O desenvolvimento dos processadores continua a avançar em direção a fronteiras que prometem romper as limitações do silício tradicional:</w:t>
       </w:r>
     </w:p>
     <w:p>
+      <w:pPr>
+        <w:numPr>
+          <w:ilvl w:val="0"/>
+          <w:numId w:val="13"/>
+        </w:numPr>
+        <w:jc w:val="both"/>
+      </w:pPr>
       <w:r>
-        <w:t>Uma das principais características dos processadores modernos é o uso de múltiplos núcleos, que possibilitam a execução simultânea de diversas operações. Além disso, o processamento paralelo é amplamente utilizado em aplicações que exigem alto desempenho, como simulações científicas, big data e aprendizado de máquina.</w:t>
+        <w:lastRenderedPageBreak/>
+        <w:t>Computação Quântica: Esta é, talvez, a mudança de paradigma mais radical, pois utiliza princípios da mecânica quântica para processar informações de formas impossíveis para os chips atuais, visando resolver problemas complexos em frações de segundo.</w:t>
       </w:r>
     </w:p>
     <w:p>
+      <w:pPr>
+        <w:numPr>
+          <w:ilvl w:val="0"/>
+          <w:numId w:val="13"/>
+        </w:numPr>
+        <w:jc w:val="both"/>
+      </w:pPr>
       <w:r>
-        <w:t>A integração entre CPU e GPU também se tornou essencial, permitindo que tarefas específicas sejam executadas de forma mais eficiente. Enquanto a CPU gerencia o sistema e executa operações gerais, a GPU realiza cálculos intensivos em paralelo.</w:t>
+        <w:t xml:space="preserve">Inteligência Artificial Nativa: A IA </w:t>
+      </w:r>
+      <w:proofErr w:type="gramStart"/>
+      <w:r>
+        <w:t>está</w:t>
+      </w:r>
+      <w:proofErr w:type="gramEnd"/>
+      <w:r>
+        <w:t xml:space="preserve"> sendo integrada no nível do hardware para otimizar o consumo de energia e prever o comportamento do usuário, tornando os processadores "inteligentes" internamente.</w:t>
       </w:r>
     </w:p>
     <w:p>
+      <w:pPr>
+        <w:numPr>
+          <w:ilvl w:val="0"/>
+          <w:numId w:val="13"/>
+        </w:numPr>
+        <w:jc w:val="both"/>
+      </w:pPr>
       <w:r>
-        <w:t>Outro aspecto importante é a eficiência energética. Com o crescimento do uso de dispositivos móveis, tornou-se fundamental desenvolver processadores que ofereçam alto desempenho com baixo consumo de energia. Isso tem levado ao desenvolvimento de arquiteturas mais eficientes e tecnologias avançadas de fabricação.</w:t>
+        <w:t>Miniaturização Extrema e IoT: O avanço na redução dos componentes permitirá que processadores poderosos sejam integrados em quase qualquer objeto, impulsionando a Internet das Coisas (IoT) e dispositivos vestíveis (</w:t>
+      </w:r>
+      <w:proofErr w:type="spellStart"/>
+      <w:r>
+        <w:t>wearables</w:t>
+      </w:r>
+      <w:proofErr w:type="spellEnd"/>
+      <w:r>
+        <w:t>) cada vez mais discretos e potentes.</w:t>
       </w:r>
     </w:p>
     <w:p>
       <w:pPr>
+        <w:jc w:val="both"/>
         <w:rPr>
           <w:b/>
           <w:bCs/>
@@ -318,13 +445,20 @@
           <w:b/>
           <w:bCs/>
         </w:rPr>
-        <w:pict w14:anchorId="1B47F366">
-          <v:rect id="_x0000_i1028" style="width:0;height:1.5pt" o:hralign="center" o:hrstd="t" o:hr="t" fillcolor="#a0a0a0" stroked="f"/>
-        </w:pict>
+        <w:t>7. Conclusão</w:t>
       </w:r>
     </w:p>
     <w:p>
       <w:pPr>
+        <w:jc w:val="both"/>
+      </w:pPr>
+      <w:r>
+        <w:t>A trajetória dos paradigmas de processamento reflete uma busca incessante por melhorias no desempenho e na eficiência. Desde as instáveis válvulas da década de 1940 até os sofisticados chips híbridos de hoje, cada evolução foi projetada para superar barreiras técnicas e atender às demandas de uma sociedade cada vez mais conectada. No futuro, novas tecnologias, como a computação quântica e a IA integrada, continuarão a transformar os sistemas, tornando-os mais rápidos e capazes de enfrentar desafios globais antes considerados insuperáveis.</w:t>
+      </w:r>
+    </w:p>
+    <w:p>
+      <w:pPr>
+        <w:jc w:val="center"/>
         <w:rPr>
           <w:b/>
           <w:bCs/>
@@ -333,87 +467,64 @@
     </w:p>
     <w:p>
       <w:pPr>
+        <w:jc w:val="center"/>
         <w:rPr>
           <w:b/>
           <w:bCs/>
         </w:rPr>
       </w:pPr>
-      <w:r>
+    </w:p>
+    <w:p>
+      <w:pPr>
+        <w:jc w:val="center"/>
         <w:rPr>
           <w:b/>
           <w:bCs/>
         </w:rPr>
-        <w:lastRenderedPageBreak/>
-        <w:t>5. Tendências Futuras dos Processadores</w:t>
-      </w:r>
+      </w:pPr>
     </w:p>
     <w:p>
-      <w:r>
-        <w:t>O futuro dos processadores está diretamente ligado ao desenvolvimento de novas tecnologias que buscam superar as limitações atuais. Entre essas tecnologias, destaca-se a computação quântica, que promete revolucionar a forma como os dados são processados, permitindo resolver problemas complexos em um tempo muito menor.</w:t>
-      </w:r>
-    </w:p>
-    <w:p>
-      <w:r>
-        <w:t>Outra tendência importante é o aumento do paralelismo, com o desenvolvimento de processadores com maior número de núcleos e maior capacidade de processamento simultâneo. Além disso, o uso de inteligência artificial para otimizar o funcionamento dos processadores está se tornando cada vez mais comum.</w:t>
-      </w:r>
-    </w:p>
-    <w:p>
-      <w:r>
-        <w:t>Também é possível observar avanços na miniaturização dos componentes, permitindo a criação de processadores mais potentes e eficientes em espaços menores. Essa evolução é fundamental para o desenvolvimento de novas tecnologias, como dispositivos vestíveis e Internet das Coisas (IoT).</w:t>
-      </w:r>
-    </w:p>
-    <w:p>
-      <w:pPr>
+      <w:pPr>
+        <w:jc w:val="center"/>
         <w:rPr>
           <w:b/>
           <w:bCs/>
         </w:rPr>
       </w:pPr>
-      <w:r>
+    </w:p>
+    <w:p>
+      <w:pPr>
+        <w:jc w:val="center"/>
         <w:rPr>
           <w:b/>
           <w:bCs/>
         </w:rPr>
-        <w:pict w14:anchorId="32514DB9">
-          <v:rect id="_x0000_i1029" style="width:0;height:1.5pt" o:hralign="center" o:hrstd="t" o:hr="t" fillcolor="#a0a0a0" stroked="f"/>
-        </w:pict>
-      </w:r>
+      </w:pPr>
     </w:p>
     <w:p>
       <w:pPr>
+        <w:jc w:val="center"/>
         <w:rPr>
           <w:b/>
           <w:bCs/>
         </w:rPr>
       </w:pPr>
-      <w:r>
+    </w:p>
+    <w:p>
+      <w:pPr>
+        <w:jc w:val="center"/>
         <w:rPr>
           <w:b/>
           <w:bCs/>
         </w:rPr>
-        <w:t>6. Conclusão</w:t>
-      </w:r>
-    </w:p>
-    <w:p>
-      <w:r>
-        <w:t>A evolução dos paradigmas dos processadores demonstra a constante busca por melhorias no desempenho, eficiência e capacidade de processamento. Desde os primeiros computadores até os sistemas modernos, cada avanço tecnológico contribuiu para o desenvolvimento da computação.</w:t>
-      </w:r>
-    </w:p>
-    <w:p>
-      <w:r>
-        <w:t>Atualmente, os processadores utilizam uma combinação de diferentes paradigmas, permitindo atender às demandas crescentes da sociedade. No futuro, novas tecnologias continuarão impulsionando essa evolução, tornando os sistemas ainda mais rápidos, eficientes e capazes de resolver problemas complexos.</w:t>
-      </w:r>
-    </w:p>
-    <w:p>
-      <w:r>
-        <w:t>Dessa forma, o estudo dos paradigmas dos processadores é essencial para compreender o passado, o presente e o futuro da computação.</w:t>
-      </w:r>
+      </w:pPr>
     </w:p>
     <w:p>
       <w:pPr>
         <w:jc w:val="center"/>
         <w:rPr>
           <w:b/>
+          <w:bCs/>
         </w:rPr>
       </w:pPr>
     </w:p>
@@ -422,6 +533,7 @@
         <w:jc w:val="center"/>
         <w:rPr>
           <w:b/>
+          <w:bCs/>
         </w:rPr>
       </w:pPr>
     </w:p>
@@ -430,6 +542,7 @@
         <w:jc w:val="center"/>
         <w:rPr>
           <w:b/>
+          <w:bCs/>
         </w:rPr>
       </w:pPr>
     </w:p>
@@ -438,6 +551,7 @@
         <w:jc w:val="center"/>
         <w:rPr>
           <w:b/>
+          <w:bCs/>
         </w:rPr>
       </w:pPr>
     </w:p>
@@ -446,6 +560,7 @@
         <w:jc w:val="center"/>
         <w:rPr>
           <w:b/>
+          <w:bCs/>
         </w:rPr>
       </w:pPr>
     </w:p>
@@ -454,6 +569,7 @@
         <w:jc w:val="center"/>
         <w:rPr>
           <w:b/>
+          <w:bCs/>
         </w:rPr>
       </w:pPr>
     </w:p>
@@ -462,22 +578,7 @@
         <w:jc w:val="center"/>
         <w:rPr>
           <w:b/>
-        </w:rPr>
-      </w:pPr>
-    </w:p>
-    <w:p>
-      <w:pPr>
-        <w:jc w:val="center"/>
-        <w:rPr>
-          <w:b/>
-        </w:rPr>
-      </w:pPr>
-    </w:p>
-    <w:p>
-      <w:pPr>
-        <w:jc w:val="center"/>
-        <w:rPr>
-          <w:b/>
+          <w:bCs/>
         </w:rPr>
       </w:pPr>
     </w:p>
@@ -653,7 +754,7 @@
 </file>
 
 <file path=word/numbering.xml><?xml version="1.0" encoding="utf-8"?>
-<w:numbering xmlns:wpc="http://schemas.microsoft.com/office/word/2010/wordprocessingCanvas" xmlns:cx="http://schemas.microsoft.com/office/drawing/2014/chartex" xmlns:cx1="http://schemas.microsoft.com/office/drawing/2015/9/8/chartex" xmlns:cx2="http://schemas.microsoft.com/office/drawing/2015/10/21/chartex" xmlns:cx3="http://schemas.microsoft.com/office/drawing/2016/5/9/chartex" xmlns:cx4="http://schemas.microsoft.com/office/drawing/2016/5/10/chartex" xmlns:cx5="http://schemas.microsoft.com/office/drawing/2016/5/11/chartex" xmlns:cx6="http://schemas.microsoft.com/office/drawing/2016/5/12/chartex" xmlns:cx7="http://schemas.microsoft.com/office/drawing/2016/5/13/chartex" xmlns:cx8="http://schemas.microsoft.com/office/drawing/2016/5/14/chartex" xmlns:mc="http://schemas.openxmlformats.org/markup-compatibility/2006" xmlns:aink="http://schemas.microsoft.com/office/drawing/2016/ink" xmlns:am3d="http://schemas.microsoft.com/office/drawing/2017/model3d" xmlns:o="urn:schemas-microsoft-com:office:office" xmlns:oel="http://schemas.microsoft.com/office/2019/extlst" xmlns:r="http://schemas.openxmlformats.org/officeDocument/2006/relationships" xmlns:m="http://schemas.openxmlformats.org/officeDocument/2006/math" xmlns:v="urn:schemas-microsoft-com:vml" xmlns:wp14="http://schemas.microsoft.com/office/word/2010/wordprocessingDrawing" xmlns:wp="http://schemas.openxmlformats.org/drawingml/2006/wordprocessingDrawing" xmlns:w10="urn:schemas-microsoft-com:office:word" xmlns:w="http://schemas.openxmlformats.org/wordprocessingml/2006/main" xmlns:w14="http://schemas.microsoft.com/office/word/2010/wordml" xmlns:w15="http://schemas.microsoft.com/office/word/2012/wordml" xmlns:w16cex="http://schemas.microsoft.com/office/word/2018/wordml/cex" xmlns:w16cid="http://schemas.microsoft.com/office/word/2016/wordml/cid" xmlns:w16="http://schemas.microsoft.com/office/word/2018/wordml" xmlns:w16sdtdh="http://schemas.microsoft.com/office/word/2020/wordml/sdtdatahash" xmlns:w16se="http://schemas.microsoft.com/office/word/2015/wordml/symex" xmlns:wpg="http://schemas.microsoft.com/office/word/2010/wordprocessingGroup" xmlns:wpi="http://schemas.microsoft.com/office/word/2010/wordprocessingInk" xmlns:wne="http://schemas.microsoft.com/office/word/2006/wordml" xmlns:wps="http://schemas.microsoft.com/office/word/2010/wordprocessingShape" mc:Ignorable="w14 w15 w16se w16cid w16 w16cex w16sdtdh wp14">
+<w:numbering xmlns:wpc="http://schemas.microsoft.com/office/word/2010/wordprocessingCanvas" xmlns:cx="http://schemas.microsoft.com/office/drawing/2014/chartex" xmlns:cx1="http://schemas.microsoft.com/office/drawing/2015/9/8/chartex" xmlns:cx2="http://schemas.microsoft.com/office/drawing/2015/10/21/chartex" xmlns:cx3="http://schemas.microsoft.com/office/drawing/2016/5/9/chartex" xmlns:cx4="http://schemas.microsoft.com/office/drawing/2016/5/10/chartex" xmlns:cx5="http://schemas.microsoft.com/office/drawing/2016/5/11/chartex" xmlns:cx6="http://schemas.microsoft.com/office/drawing/2016/5/12/chartex" xmlns:cx7="http://schemas.microsoft.com/office/drawing/2016/5/13/chartex" xmlns:cx8="http://schemas.microsoft.com/office/drawing/2016/5/14/chartex" xmlns:mc="http://schemas.openxmlformats.org/markup-compatibility/2006" xmlns:aink="http://schemas.microsoft.com/office/drawing/2016/ink" xmlns:am3d="http://schemas.microsoft.com/office/drawing/2017/model3d" xmlns:o="urn:schemas-microsoft-com:office:office" xmlns:oel="http://schemas.microsoft.com/office/2019/extlst" xmlns:r="http://schemas.openxmlformats.org/officeDocument/2006/relationships" xmlns:m="http://schemas.openxmlformats.org/officeDocument/2006/math" xmlns:v="urn:schemas-microsoft-com:vml" xmlns:wp14="http://schemas.microsoft.com/office/word/2010/wordprocessingDrawing" xmlns:wp="http://schemas.openxmlformats.org/drawingml/2006/wordprocessingDrawing" xmlns:w10="urn:schemas-microsoft-com:office:word" xmlns:w="http://schemas.openxmlformats.org/wordprocessingml/2006/main" xmlns:w14="http://schemas.microsoft.com/office/word/2010/wordml" xmlns:w15="http://schemas.microsoft.com/office/word/2012/wordml" xmlns:w16cex="http://schemas.microsoft.com/office/word/2018/wordml/cex" xmlns:w16cid="http://schemas.microsoft.com/office/word/2016/wordml/cid" xmlns:w16="http://schemas.microsoft.com/office/word/2018/wordml" xmlns:w16du="http://schemas.microsoft.com/office/word/2023/wordml/word16du" xmlns:w16sdtdh="http://schemas.microsoft.com/office/word/2020/wordml/sdtdatahash" xmlns:w16sdtfl="http://schemas.microsoft.com/office/word/2024/wordml/sdtformatlock" xmlns:w16se="http://schemas.microsoft.com/office/word/2015/wordml/symex" xmlns:wpg="http://schemas.microsoft.com/office/word/2010/wordprocessingGroup" xmlns:wpi="http://schemas.microsoft.com/office/word/2010/wordprocessingInk" xmlns:wne="http://schemas.microsoft.com/office/word/2006/wordml" xmlns:wps="http://schemas.microsoft.com/office/word/2010/wordprocessingShape" mc:Ignorable="w14 w15 w16se w16cid w16 w16cex w16sdtdh w16sdtfl w16du wp14">
   <w:abstractNum w:abstractNumId="0" w15:restartNumberingAfterBreak="0">
     <w:nsid w:val="FFFFFF7C"/>
     <w:multiLevelType w:val="singleLevel"/>
@@ -822,6 +923,602 @@
       </w:pPr>
       <w:rPr>
         <w:rFonts w:ascii="Symbol" w:hAnsi="Symbol" w:hint="default"/>
+      </w:rPr>
+    </w:lvl>
+  </w:abstractNum>
+  <w:abstractNum w:abstractNumId="9" w15:restartNumberingAfterBreak="0">
+    <w:nsid w:val="01571210"/>
+    <w:multiLevelType w:val="multilevel"/>
+    <w:tmpl w:val="5290BFAC"/>
+    <w:lvl w:ilvl="0">
+      <w:start w:val="1"/>
+      <w:numFmt w:val="bullet"/>
+      <w:lvlText w:val=""/>
+      <w:lvlJc w:val="left"/>
+      <w:pPr>
+        <w:tabs>
+          <w:tab w:val="num" w:pos="720"/>
+        </w:tabs>
+        <w:ind w:left="720" w:hanging="360"/>
+      </w:pPr>
+      <w:rPr>
+        <w:rFonts w:ascii="Symbol" w:hAnsi="Symbol" w:hint="default"/>
+        <w:sz w:val="20"/>
+      </w:rPr>
+    </w:lvl>
+    <w:lvl w:ilvl="1" w:tentative="1">
+      <w:start w:val="1"/>
+      <w:numFmt w:val="bullet"/>
+      <w:lvlText w:val="o"/>
+      <w:lvlJc w:val="left"/>
+      <w:pPr>
+        <w:tabs>
+          <w:tab w:val="num" w:pos="1440"/>
+        </w:tabs>
+        <w:ind w:left="1440" w:hanging="360"/>
+      </w:pPr>
+      <w:rPr>
+        <w:rFonts w:ascii="Courier New" w:hAnsi="Courier New" w:hint="default"/>
+        <w:sz w:val="20"/>
+      </w:rPr>
+    </w:lvl>
+    <w:lvl w:ilvl="2" w:tentative="1">
+      <w:start w:val="1"/>
+      <w:numFmt w:val="bullet"/>
+      <w:lvlText w:val=""/>
+      <w:lvlJc w:val="left"/>
+      <w:pPr>
+        <w:tabs>
+          <w:tab w:val="num" w:pos="2160"/>
+        </w:tabs>
+        <w:ind w:left="2160" w:hanging="360"/>
+      </w:pPr>
+      <w:rPr>
+        <w:rFonts w:ascii="Wingdings" w:hAnsi="Wingdings" w:hint="default"/>
+        <w:sz w:val="20"/>
+      </w:rPr>
+    </w:lvl>
+    <w:lvl w:ilvl="3" w:tentative="1">
+      <w:start w:val="1"/>
+      <w:numFmt w:val="bullet"/>
+      <w:lvlText w:val=""/>
+      <w:lvlJc w:val="left"/>
+      <w:pPr>
+        <w:tabs>
+          <w:tab w:val="num" w:pos="2880"/>
+        </w:tabs>
+        <w:ind w:left="2880" w:hanging="360"/>
+      </w:pPr>
+      <w:rPr>
+        <w:rFonts w:ascii="Wingdings" w:hAnsi="Wingdings" w:hint="default"/>
+        <w:sz w:val="20"/>
+      </w:rPr>
+    </w:lvl>
+    <w:lvl w:ilvl="4" w:tentative="1">
+      <w:start w:val="1"/>
+      <w:numFmt w:val="bullet"/>
+      <w:lvlText w:val=""/>
+      <w:lvlJc w:val="left"/>
+      <w:pPr>
+        <w:tabs>
+          <w:tab w:val="num" w:pos="3600"/>
+        </w:tabs>
+        <w:ind w:left="3600" w:hanging="360"/>
+      </w:pPr>
+      <w:rPr>
+        <w:rFonts w:ascii="Wingdings" w:hAnsi="Wingdings" w:hint="default"/>
+        <w:sz w:val="20"/>
+      </w:rPr>
+    </w:lvl>
+    <w:lvl w:ilvl="5" w:tentative="1">
+      <w:start w:val="1"/>
+      <w:numFmt w:val="bullet"/>
+      <w:lvlText w:val=""/>
+      <w:lvlJc w:val="left"/>
+      <w:pPr>
+        <w:tabs>
+          <w:tab w:val="num" w:pos="4320"/>
+        </w:tabs>
+        <w:ind w:left="4320" w:hanging="360"/>
+      </w:pPr>
+      <w:rPr>
+        <w:rFonts w:ascii="Wingdings" w:hAnsi="Wingdings" w:hint="default"/>
+        <w:sz w:val="20"/>
+      </w:rPr>
+    </w:lvl>
+    <w:lvl w:ilvl="6" w:tentative="1">
+      <w:start w:val="1"/>
+      <w:numFmt w:val="bullet"/>
+      <w:lvlText w:val=""/>
+      <w:lvlJc w:val="left"/>
+      <w:pPr>
+        <w:tabs>
+          <w:tab w:val="num" w:pos="5040"/>
+        </w:tabs>
+        <w:ind w:left="5040" w:hanging="360"/>
+      </w:pPr>
+      <w:rPr>
+        <w:rFonts w:ascii="Wingdings" w:hAnsi="Wingdings" w:hint="default"/>
+        <w:sz w:val="20"/>
+      </w:rPr>
+    </w:lvl>
+    <w:lvl w:ilvl="7" w:tentative="1">
+      <w:start w:val="1"/>
+      <w:numFmt w:val="bullet"/>
+      <w:lvlText w:val=""/>
+      <w:lvlJc w:val="left"/>
+      <w:pPr>
+        <w:tabs>
+          <w:tab w:val="num" w:pos="5760"/>
+        </w:tabs>
+        <w:ind w:left="5760" w:hanging="360"/>
+      </w:pPr>
+      <w:rPr>
+        <w:rFonts w:ascii="Wingdings" w:hAnsi="Wingdings" w:hint="default"/>
+        <w:sz w:val="20"/>
+      </w:rPr>
+    </w:lvl>
+    <w:lvl w:ilvl="8" w:tentative="1">
+      <w:start w:val="1"/>
+      <w:numFmt w:val="bullet"/>
+      <w:lvlText w:val=""/>
+      <w:lvlJc w:val="left"/>
+      <w:pPr>
+        <w:tabs>
+          <w:tab w:val="num" w:pos="6480"/>
+        </w:tabs>
+        <w:ind w:left="6480" w:hanging="360"/>
+      </w:pPr>
+      <w:rPr>
+        <w:rFonts w:ascii="Wingdings" w:hAnsi="Wingdings" w:hint="default"/>
+        <w:sz w:val="20"/>
+      </w:rPr>
+    </w:lvl>
+  </w:abstractNum>
+  <w:abstractNum w:abstractNumId="10" w15:restartNumberingAfterBreak="0">
+    <w:nsid w:val="05B92C1B"/>
+    <w:multiLevelType w:val="multilevel"/>
+    <w:tmpl w:val="7E9A4C88"/>
+    <w:lvl w:ilvl="0">
+      <w:start w:val="1"/>
+      <w:numFmt w:val="bullet"/>
+      <w:lvlText w:val=""/>
+      <w:lvlJc w:val="left"/>
+      <w:pPr>
+        <w:tabs>
+          <w:tab w:val="num" w:pos="720"/>
+        </w:tabs>
+        <w:ind w:left="720" w:hanging="360"/>
+      </w:pPr>
+      <w:rPr>
+        <w:rFonts w:ascii="Symbol" w:hAnsi="Symbol" w:hint="default"/>
+        <w:sz w:val="20"/>
+      </w:rPr>
+    </w:lvl>
+    <w:lvl w:ilvl="1" w:tentative="1">
+      <w:start w:val="1"/>
+      <w:numFmt w:val="bullet"/>
+      <w:lvlText w:val="o"/>
+      <w:lvlJc w:val="left"/>
+      <w:pPr>
+        <w:tabs>
+          <w:tab w:val="num" w:pos="1440"/>
+        </w:tabs>
+        <w:ind w:left="1440" w:hanging="360"/>
+      </w:pPr>
+      <w:rPr>
+        <w:rFonts w:ascii="Courier New" w:hAnsi="Courier New" w:hint="default"/>
+        <w:sz w:val="20"/>
+      </w:rPr>
+    </w:lvl>
+    <w:lvl w:ilvl="2" w:tentative="1">
+      <w:start w:val="1"/>
+      <w:numFmt w:val="bullet"/>
+      <w:lvlText w:val=""/>
+      <w:lvlJc w:val="left"/>
+      <w:pPr>
+        <w:tabs>
+          <w:tab w:val="num" w:pos="2160"/>
+        </w:tabs>
+        <w:ind w:left="2160" w:hanging="360"/>
+      </w:pPr>
+      <w:rPr>
+        <w:rFonts w:ascii="Wingdings" w:hAnsi="Wingdings" w:hint="default"/>
+        <w:sz w:val="20"/>
+      </w:rPr>
+    </w:lvl>
+    <w:lvl w:ilvl="3" w:tentative="1">
+      <w:start w:val="1"/>
+      <w:numFmt w:val="bullet"/>
+      <w:lvlText w:val=""/>
+      <w:lvlJc w:val="left"/>
+      <w:pPr>
+        <w:tabs>
+          <w:tab w:val="num" w:pos="2880"/>
+        </w:tabs>
+        <w:ind w:left="2880" w:hanging="360"/>
+      </w:pPr>
+      <w:rPr>
+        <w:rFonts w:ascii="Wingdings" w:hAnsi="Wingdings" w:hint="default"/>
+        <w:sz w:val="20"/>
+      </w:rPr>
+    </w:lvl>
+    <w:lvl w:ilvl="4" w:tentative="1">
+      <w:start w:val="1"/>
+      <w:numFmt w:val="bullet"/>
+      <w:lvlText w:val=""/>
+      <w:lvlJc w:val="left"/>
+      <w:pPr>
+        <w:tabs>
+          <w:tab w:val="num" w:pos="3600"/>
+        </w:tabs>
+        <w:ind w:left="3600" w:hanging="360"/>
+      </w:pPr>
+      <w:rPr>
+        <w:rFonts w:ascii="Wingdings" w:hAnsi="Wingdings" w:hint="default"/>
+        <w:sz w:val="20"/>
+      </w:rPr>
+    </w:lvl>
+    <w:lvl w:ilvl="5" w:tentative="1">
+      <w:start w:val="1"/>
+      <w:numFmt w:val="bullet"/>
+      <w:lvlText w:val=""/>
+      <w:lvlJc w:val="left"/>
+      <w:pPr>
+        <w:tabs>
+          <w:tab w:val="num" w:pos="4320"/>
+        </w:tabs>
+        <w:ind w:left="4320" w:hanging="360"/>
+      </w:pPr>
+      <w:rPr>
+        <w:rFonts w:ascii="Wingdings" w:hAnsi="Wingdings" w:hint="default"/>
+        <w:sz w:val="20"/>
+      </w:rPr>
+    </w:lvl>
+    <w:lvl w:ilvl="6" w:tentative="1">
+      <w:start w:val="1"/>
+      <w:numFmt w:val="bullet"/>
+      <w:lvlText w:val=""/>
+      <w:lvlJc w:val="left"/>
+      <w:pPr>
+        <w:tabs>
+          <w:tab w:val="num" w:pos="5040"/>
+        </w:tabs>
+        <w:ind w:left="5040" w:hanging="360"/>
+      </w:pPr>
+      <w:rPr>
+        <w:rFonts w:ascii="Wingdings" w:hAnsi="Wingdings" w:hint="default"/>
+        <w:sz w:val="20"/>
+      </w:rPr>
+    </w:lvl>
+    <w:lvl w:ilvl="7" w:tentative="1">
+      <w:start w:val="1"/>
+      <w:numFmt w:val="bullet"/>
+      <w:lvlText w:val=""/>
+      <w:lvlJc w:val="left"/>
+      <w:pPr>
+        <w:tabs>
+          <w:tab w:val="num" w:pos="5760"/>
+        </w:tabs>
+        <w:ind w:left="5760" w:hanging="360"/>
+      </w:pPr>
+      <w:rPr>
+        <w:rFonts w:ascii="Wingdings" w:hAnsi="Wingdings" w:hint="default"/>
+        <w:sz w:val="20"/>
+      </w:rPr>
+    </w:lvl>
+    <w:lvl w:ilvl="8" w:tentative="1">
+      <w:start w:val="1"/>
+      <w:numFmt w:val="bullet"/>
+      <w:lvlText w:val=""/>
+      <w:lvlJc w:val="left"/>
+      <w:pPr>
+        <w:tabs>
+          <w:tab w:val="num" w:pos="6480"/>
+        </w:tabs>
+        <w:ind w:left="6480" w:hanging="360"/>
+      </w:pPr>
+      <w:rPr>
+        <w:rFonts w:ascii="Wingdings" w:hAnsi="Wingdings" w:hint="default"/>
+        <w:sz w:val="20"/>
+      </w:rPr>
+    </w:lvl>
+  </w:abstractNum>
+  <w:abstractNum w:abstractNumId="11" w15:restartNumberingAfterBreak="0">
+    <w:nsid w:val="323E378F"/>
+    <w:multiLevelType w:val="multilevel"/>
+    <w:tmpl w:val="3E940E14"/>
+    <w:lvl w:ilvl="0">
+      <w:start w:val="1"/>
+      <w:numFmt w:val="bullet"/>
+      <w:lvlText w:val=""/>
+      <w:lvlJc w:val="left"/>
+      <w:pPr>
+        <w:tabs>
+          <w:tab w:val="num" w:pos="720"/>
+        </w:tabs>
+        <w:ind w:left="720" w:hanging="360"/>
+      </w:pPr>
+      <w:rPr>
+        <w:rFonts w:ascii="Symbol" w:hAnsi="Symbol" w:hint="default"/>
+        <w:sz w:val="20"/>
+      </w:rPr>
+    </w:lvl>
+    <w:lvl w:ilvl="1" w:tentative="1">
+      <w:start w:val="1"/>
+      <w:numFmt w:val="bullet"/>
+      <w:lvlText w:val="o"/>
+      <w:lvlJc w:val="left"/>
+      <w:pPr>
+        <w:tabs>
+          <w:tab w:val="num" w:pos="1440"/>
+        </w:tabs>
+        <w:ind w:left="1440" w:hanging="360"/>
+      </w:pPr>
+      <w:rPr>
+        <w:rFonts w:ascii="Courier New" w:hAnsi="Courier New" w:hint="default"/>
+        <w:sz w:val="20"/>
+      </w:rPr>
+    </w:lvl>
+    <w:lvl w:ilvl="2" w:tentative="1">
+      <w:start w:val="1"/>
+      <w:numFmt w:val="bullet"/>
+      <w:lvlText w:val=""/>
+      <w:lvlJc w:val="left"/>
+      <w:pPr>
+        <w:tabs>
+          <w:tab w:val="num" w:pos="2160"/>
+        </w:tabs>
+        <w:ind w:left="2160" w:hanging="360"/>
+      </w:pPr>
+      <w:rPr>
+        <w:rFonts w:ascii="Wingdings" w:hAnsi="Wingdings" w:hint="default"/>
+        <w:sz w:val="20"/>
+      </w:rPr>
+    </w:lvl>
+    <w:lvl w:ilvl="3" w:tentative="1">
+      <w:start w:val="1"/>
+      <w:numFmt w:val="bullet"/>
+      <w:lvlText w:val=""/>
+      <w:lvlJc w:val="left"/>
+      <w:pPr>
+        <w:tabs>
+          <w:tab w:val="num" w:pos="2880"/>
+        </w:tabs>
+        <w:ind w:left="2880" w:hanging="360"/>
+      </w:pPr>
+      <w:rPr>
+        <w:rFonts w:ascii="Wingdings" w:hAnsi="Wingdings" w:hint="default"/>
+        <w:sz w:val="20"/>
+      </w:rPr>
+    </w:lvl>
+    <w:lvl w:ilvl="4" w:tentative="1">
+      <w:start w:val="1"/>
+      <w:numFmt w:val="bullet"/>
+      <w:lvlText w:val=""/>
+      <w:lvlJc w:val="left"/>
+      <w:pPr>
+        <w:tabs>
+          <w:tab w:val="num" w:pos="3600"/>
+        </w:tabs>
+        <w:ind w:left="3600" w:hanging="360"/>
+      </w:pPr>
+      <w:rPr>
+        <w:rFonts w:ascii="Wingdings" w:hAnsi="Wingdings" w:hint="default"/>
+        <w:sz w:val="20"/>
+      </w:rPr>
+    </w:lvl>
+    <w:lvl w:ilvl="5" w:tentative="1">
+      <w:start w:val="1"/>
+      <w:numFmt w:val="bullet"/>
+      <w:lvlText w:val=""/>
+      <w:lvlJc w:val="left"/>
+      <w:pPr>
+        <w:tabs>
+          <w:tab w:val="num" w:pos="4320"/>
+        </w:tabs>
+        <w:ind w:left="4320" w:hanging="360"/>
+      </w:pPr>
+      <w:rPr>
+        <w:rFonts w:ascii="Wingdings" w:hAnsi="Wingdings" w:hint="default"/>
+        <w:sz w:val="20"/>
+      </w:rPr>
+    </w:lvl>
+    <w:lvl w:ilvl="6" w:tentative="1">
+      <w:start w:val="1"/>
+      <w:numFmt w:val="bullet"/>
+      <w:lvlText w:val=""/>
+      <w:lvlJc w:val="left"/>
+      <w:pPr>
+        <w:tabs>
+          <w:tab w:val="num" w:pos="5040"/>
+        </w:tabs>
+        <w:ind w:left="5040" w:hanging="360"/>
+      </w:pPr>
+      <w:rPr>
+        <w:rFonts w:ascii="Wingdings" w:hAnsi="Wingdings" w:hint="default"/>
+        <w:sz w:val="20"/>
+      </w:rPr>
+    </w:lvl>
+    <w:lvl w:ilvl="7" w:tentative="1">
+      <w:start w:val="1"/>
+      <w:numFmt w:val="bullet"/>
+      <w:lvlText w:val=""/>
+      <w:lvlJc w:val="left"/>
+      <w:pPr>
+        <w:tabs>
+          <w:tab w:val="num" w:pos="5760"/>
+        </w:tabs>
+        <w:ind w:left="5760" w:hanging="360"/>
+      </w:pPr>
+      <w:rPr>
+        <w:rFonts w:ascii="Wingdings" w:hAnsi="Wingdings" w:hint="default"/>
+        <w:sz w:val="20"/>
+      </w:rPr>
+    </w:lvl>
+    <w:lvl w:ilvl="8" w:tentative="1">
+      <w:start w:val="1"/>
+      <w:numFmt w:val="bullet"/>
+      <w:lvlText w:val=""/>
+      <w:lvlJc w:val="left"/>
+      <w:pPr>
+        <w:tabs>
+          <w:tab w:val="num" w:pos="6480"/>
+        </w:tabs>
+        <w:ind w:left="6480" w:hanging="360"/>
+      </w:pPr>
+      <w:rPr>
+        <w:rFonts w:ascii="Wingdings" w:hAnsi="Wingdings" w:hint="default"/>
+        <w:sz w:val="20"/>
+      </w:rPr>
+    </w:lvl>
+  </w:abstractNum>
+  <w:abstractNum w:abstractNumId="12" w15:restartNumberingAfterBreak="0">
+    <w:nsid w:val="34086775"/>
+    <w:multiLevelType w:val="multilevel"/>
+    <w:tmpl w:val="8F6A5CE6"/>
+    <w:lvl w:ilvl="0">
+      <w:start w:val="1"/>
+      <w:numFmt w:val="bullet"/>
+      <w:lvlText w:val=""/>
+      <w:lvlJc w:val="left"/>
+      <w:pPr>
+        <w:tabs>
+          <w:tab w:val="num" w:pos="720"/>
+        </w:tabs>
+        <w:ind w:left="720" w:hanging="360"/>
+      </w:pPr>
+      <w:rPr>
+        <w:rFonts w:ascii="Symbol" w:hAnsi="Symbol" w:hint="default"/>
+        <w:sz w:val="20"/>
+      </w:rPr>
+    </w:lvl>
+    <w:lvl w:ilvl="1" w:tentative="1">
+      <w:start w:val="1"/>
+      <w:numFmt w:val="bullet"/>
+      <w:lvlText w:val="o"/>
+      <w:lvlJc w:val="left"/>
+      <w:pPr>
+        <w:tabs>
+          <w:tab w:val="num" w:pos="1440"/>
+        </w:tabs>
+        <w:ind w:left="1440" w:hanging="360"/>
+      </w:pPr>
+      <w:rPr>
+        <w:rFonts w:ascii="Courier New" w:hAnsi="Courier New" w:hint="default"/>
+        <w:sz w:val="20"/>
+      </w:rPr>
+    </w:lvl>
+    <w:lvl w:ilvl="2" w:tentative="1">
+      <w:start w:val="1"/>
+      <w:numFmt w:val="bullet"/>
+      <w:lvlText w:val=""/>
+      <w:lvlJc w:val="left"/>
+      <w:pPr>
+        <w:tabs>
+          <w:tab w:val="num" w:pos="2160"/>
+        </w:tabs>
+        <w:ind w:left="2160" w:hanging="360"/>
+      </w:pPr>
+      <w:rPr>
+        <w:rFonts w:ascii="Wingdings" w:hAnsi="Wingdings" w:hint="default"/>
+        <w:sz w:val="20"/>
+      </w:rPr>
+    </w:lvl>
+    <w:lvl w:ilvl="3" w:tentative="1">
+      <w:start w:val="1"/>
+      <w:numFmt w:val="bullet"/>
+      <w:lvlText w:val=""/>
+      <w:lvlJc w:val="left"/>
+      <w:pPr>
+        <w:tabs>
+          <w:tab w:val="num" w:pos="2880"/>
+        </w:tabs>
+        <w:ind w:left="2880" w:hanging="360"/>
+      </w:pPr>
+      <w:rPr>
+        <w:rFonts w:ascii="Wingdings" w:hAnsi="Wingdings" w:hint="default"/>
+        <w:sz w:val="20"/>
+      </w:rPr>
+    </w:lvl>
+    <w:lvl w:ilvl="4" w:tentative="1">
+      <w:start w:val="1"/>
+      <w:numFmt w:val="bullet"/>
+      <w:lvlText w:val=""/>
+      <w:lvlJc w:val="left"/>
+      <w:pPr>
+        <w:tabs>
+          <w:tab w:val="num" w:pos="3600"/>
+        </w:tabs>
+        <w:ind w:left="3600" w:hanging="360"/>
+      </w:pPr>
+      <w:rPr>
+        <w:rFonts w:ascii="Wingdings" w:hAnsi="Wingdings" w:hint="default"/>
+        <w:sz w:val="20"/>
+      </w:rPr>
+    </w:lvl>
+    <w:lvl w:ilvl="5" w:tentative="1">
+      <w:start w:val="1"/>
+      <w:numFmt w:val="bullet"/>
+      <w:lvlText w:val=""/>
+      <w:lvlJc w:val="left"/>
+      <w:pPr>
+        <w:tabs>
+          <w:tab w:val="num" w:pos="4320"/>
+        </w:tabs>
+        <w:ind w:left="4320" w:hanging="360"/>
+      </w:pPr>
+      <w:rPr>
+        <w:rFonts w:ascii="Wingdings" w:hAnsi="Wingdings" w:hint="default"/>
+        <w:sz w:val="20"/>
+      </w:rPr>
+    </w:lvl>
+    <w:lvl w:ilvl="6" w:tentative="1">
+      <w:start w:val="1"/>
+      <w:numFmt w:val="bullet"/>
+      <w:lvlText w:val=""/>
+      <w:lvlJc w:val="left"/>
+      <w:pPr>
+        <w:tabs>
+          <w:tab w:val="num" w:pos="5040"/>
+        </w:tabs>
+        <w:ind w:left="5040" w:hanging="360"/>
+      </w:pPr>
+      <w:rPr>
+        <w:rFonts w:ascii="Wingdings" w:hAnsi="Wingdings" w:hint="default"/>
+        <w:sz w:val="20"/>
+      </w:rPr>
+    </w:lvl>
+    <w:lvl w:ilvl="7" w:tentative="1">
+      <w:start w:val="1"/>
+      <w:numFmt w:val="bullet"/>
+      <w:lvlText w:val=""/>
+      <w:lvlJc w:val="left"/>
+      <w:pPr>
+        <w:tabs>
+          <w:tab w:val="num" w:pos="5760"/>
+        </w:tabs>
+        <w:ind w:left="5760" w:hanging="360"/>
+      </w:pPr>
+      <w:rPr>
+        <w:rFonts w:ascii="Wingdings" w:hAnsi="Wingdings" w:hint="default"/>
+        <w:sz w:val="20"/>
+      </w:rPr>
+    </w:lvl>
+    <w:lvl w:ilvl="8" w:tentative="1">
+      <w:start w:val="1"/>
+      <w:numFmt w:val="bullet"/>
+      <w:lvlText w:val=""/>
+      <w:lvlJc w:val="left"/>
+      <w:pPr>
+        <w:tabs>
+          <w:tab w:val="num" w:pos="6480"/>
+        </w:tabs>
+        <w:ind w:left="6480" w:hanging="360"/>
+      </w:pPr>
+      <w:rPr>
+        <w:rFonts w:ascii="Wingdings" w:hAnsi="Wingdings" w:hint="default"/>
+        <w:sz w:val="20"/>
       </w:rPr>
     </w:lvl>
   </w:abstractNum>
@@ -852,11 +1549,23 @@
   <w:num w:numId="9" w16cid:durableId="304772908">
     <w:abstractNumId w:val="0"/>
   </w:num>
+  <w:num w:numId="10" w16cid:durableId="615330131">
+    <w:abstractNumId w:val="12"/>
+  </w:num>
+  <w:num w:numId="11" w16cid:durableId="1756828606">
+    <w:abstractNumId w:val="9"/>
+  </w:num>
+  <w:num w:numId="12" w16cid:durableId="773328113">
+    <w:abstractNumId w:val="10"/>
+  </w:num>
+  <w:num w:numId="13" w16cid:durableId="950744452">
+    <w:abstractNumId w:val="11"/>
+  </w:num>
 </w:numbering>
 </file>
 
 <file path=word/styles.xml><?xml version="1.0" encoding="utf-8"?>
-<w:styles xmlns:mc="http://schemas.openxmlformats.org/markup-compatibility/2006" xmlns:r="http://schemas.openxmlformats.org/officeDocument/2006/relationships" xmlns:w="http://schemas.openxmlformats.org/wordprocessingml/2006/main" xmlns:w14="http://schemas.microsoft.com/office/word/2010/wordml" xmlns:w15="http://schemas.microsoft.com/office/word/2012/wordml" xmlns:w16cex="http://schemas.microsoft.com/office/word/2018/wordml/cex" xmlns:w16cid="http://schemas.microsoft.com/office/word/2016/wordml/cid" xmlns:w16="http://schemas.microsoft.com/office/word/2018/wordml" xmlns:w16sdtdh="http://schemas.microsoft.com/office/word/2020/wordml/sdtdatahash" xmlns:w16se="http://schemas.microsoft.com/office/word/2015/wordml/symex" mc:Ignorable="w14 w15 w16se w16cid w16 w16cex w16sdtdh">
+<w:styles xmlns:mc="http://schemas.openxmlformats.org/markup-compatibility/2006" xmlns:r="http://schemas.openxmlformats.org/officeDocument/2006/relationships" xmlns:w="http://schemas.openxmlformats.org/wordprocessingml/2006/main" xmlns:w14="http://schemas.microsoft.com/office/word/2010/wordml" xmlns:w15="http://schemas.microsoft.com/office/word/2012/wordml" xmlns:w16cex="http://schemas.microsoft.com/office/word/2018/wordml/cex" xmlns:w16cid="http://schemas.microsoft.com/office/word/2016/wordml/cid" xmlns:w16="http://schemas.microsoft.com/office/word/2018/wordml" xmlns:w16du="http://schemas.microsoft.com/office/word/2023/wordml/word16du" xmlns:w16sdtdh="http://schemas.microsoft.com/office/word/2020/wordml/sdtdatahash" xmlns:w16sdtfl="http://schemas.microsoft.com/office/word/2024/wordml/sdtformatlock" xmlns:w16se="http://schemas.microsoft.com/office/word/2015/wordml/symex" mc:Ignorable="w14 w15 w16se w16cid w16 w16cex w16sdtdh w16sdtfl w16du">
   <w:docDefaults>
     <w:rPrDefault>
       <w:rPr>
@@ -1461,7 +2170,6 @@
   <w:style w:type="character" w:default="1" w:styleId="Fontepargpadro">
     <w:name w:val="Default Paragraph Font"/>
     <w:uiPriority w:val="1"/>
-    <w:semiHidden/>
     <w:unhideWhenUsed/>
   </w:style>
   <w:style w:type="table" w:default="1" w:styleId="Tabelanormal">
